--- a/BRISAS/CERTIFICADO LIBRE DEUDA - COMPLETO.docx
+++ b/BRISAS/CERTIFICADO LIBRE DEUDA - COMPLETO.docx
@@ -63,10 +63,40 @@
         <w:t xml:space="preserve">En mi carácter de Administradora del Consorcio de Propietarios “Las Brisas”, con domicilio en la ciudad de Adrogué, Provincia de Buenos Aires, CUIT N.º 30-71618269-6, y conforme a lo dispuesto por la Ley 13.512, certifico que el Lote N.º </w:t>
       </w:r>
       <w:r>
-        <w:t>128</w:t>
-      </w:r>
-      <w:r>
-        <w:t>, Parcela SETENTA Y OCHO “B”, identificado catastralmente como Circunscripción II – Partida Inmobiliaria N.º 003-0178040, destinado a vivienda, cuya titularidad corresponde al Sr. Diego Mariano Oliveira, no registra deuda alguna en concepto de expensas comunes ordinarias ni extraordinarias al día 30 de enero de 2026.</w:t>
+        <w:t>104</w:t>
+      </w:r>
+      <w:r>
+        <w:t xml:space="preserve">, </w:t>
+      </w:r>
+      <w:r>
+        <w:t>Partida Inmobiliaria N.º 003-01780</w:t>
+      </w:r>
+      <w:r>
+        <w:t>67</w:t>
+      </w:r>
+      <w:r>
+        <w:t>,</w:t>
+      </w:r>
+      <w:r>
+        <w:t xml:space="preserve"> destinado a vivienda, cuya titularidad corresponde al Sr. </w:t>
+      </w:r>
+      <w:r>
+        <w:t>Daniel Perfumo</w:t>
+      </w:r>
+      <w:r>
+        <w:t xml:space="preserve">, no registra deuda alguna en concepto de expensas comunes ordinarias ni extraordinarias al día </w:t>
+      </w:r>
+      <w:r>
+        <w:t>25</w:t>
+      </w:r>
+      <w:r>
+        <w:t xml:space="preserve"> de </w:t>
+      </w:r>
+      <w:r>
+        <w:t>junio</w:t>
+      </w:r>
+      <w:r>
+        <w:t xml:space="preserve"> de 2026.</w:t>
       </w:r>
     </w:p>
     <w:p>
@@ -97,7 +127,7 @@
     <w:p>
       <w:r>
         <w:pict w14:anchorId="555F5756">
-          <v:rect id="_x0000_i1031" style="width:0;height:1.5pt" o:hralign="center" o:hrstd="t" o:hr="t" fillcolor="#a0a0a0" stroked="f"/>
+          <v:rect id="_x0000_i1025" style="width:0;height:1.5pt" o:hralign="center" o:hrstd="t" o:hr="t" fillcolor="#a0a0a0" stroked="f"/>
         </w:pict>
       </w:r>
     </w:p>
@@ -750,6 +780,7 @@
   <w:style w:type="character" w:default="1" w:styleId="Fuentedeprrafopredeter">
     <w:name w:val="Default Paragraph Font"/>
     <w:uiPriority w:val="1"/>
+    <w:semiHidden/>
     <w:unhideWhenUsed/>
   </w:style>
   <w:style w:type="table" w:default="1" w:styleId="Tablanormal">

--- a/BRISAS/CERTIFICADO LIBRE DEUDA - COMPLETO.docx
+++ b/BRISAS/CERTIFICADO LIBRE DEUDA - COMPLETO.docx
@@ -63,16 +63,7 @@
         <w:t xml:space="preserve">En mi carácter de Administradora del Consorcio de Propietarios “Las Brisas”, con domicilio en la ciudad de Adrogué, Provincia de Buenos Aires, CUIT N.º 30-71618269-6, y conforme a lo dispuesto por la Ley 13.512, certifico que el Lote N.º </w:t>
       </w:r>
       <w:r>
-        <w:t>104</w:t>
-      </w:r>
-      <w:r>
-        <w:t xml:space="preserve">, </w:t>
-      </w:r>
-      <w:r>
-        <w:t>Partida Inmobiliaria N.º 003-01780</w:t>
-      </w:r>
-      <w:r>
-        <w:t>67</w:t>
+        <w:t>27</w:t>
       </w:r>
       <w:r>
         <w:t>,</w:t>
@@ -81,19 +72,19 @@
         <w:t xml:space="preserve"> destinado a vivienda, cuya titularidad corresponde al Sr. </w:t>
       </w:r>
       <w:r>
-        <w:t>Daniel Perfumo</w:t>
+        <w:t>MONTERO, PABLO</w:t>
       </w:r>
       <w:r>
         <w:t xml:space="preserve">, no registra deuda alguna en concepto de expensas comunes ordinarias ni extraordinarias al día </w:t>
       </w:r>
       <w:r>
-        <w:t>25</w:t>
+        <w:t>22</w:t>
       </w:r>
       <w:r>
         <w:t xml:space="preserve"> de </w:t>
       </w:r>
       <w:r>
-        <w:t>junio</w:t>
+        <w:t>octubre</w:t>
       </w:r>
       <w:r>
         <w:t xml:space="preserve"> de 2026.</w:t>
